--- a/templates/accounting_contract_template.docx
+++ b/templates/accounting_contract_template.docx
@@ -167,7 +167,7 @@
           <w:sz w:val="28"/>
           <w:szCs w:val="28"/>
         </w:rPr>
-        <w:t xml:space="preserve">Индивидуальный предприниматель {{customer_details}}, именуемый в дальнейшем "Заказчик", с одной стороны, и </w:t>
+        <w:t xml:space="preserve">Индивидуальный предприниматель {{customer_name}}, именуемый в дальнейшем "Заказчик", с одной стороны, и </w:t>
       </w:r>
       <w:r>
         <w:rPr>
@@ -3413,6 +3413,9 @@
           <w:szCs w:val="28"/>
         </w:rPr>
       </w:pPr>
+      <w:r>
+        <w:t>{{customer_requisites}}</w:t>
+      </w:r>
     </w:p>
     <w:p>
       <w:pPr>
@@ -4228,7 +4231,7 @@
           <w:sz w:val="28"/>
           <w:szCs w:val="28"/>
         </w:rPr>
-        <w:t xml:space="preserve">Индивидуальный предприниматель {{customer_details}}, именуемый в дальнейшем "Заказчик", с одной стороны, и </w:t>
+        <w:t xml:space="preserve">Индивидуальный предприниматель {{customer_name}}, именуемый в дальнейшем "Заказчик", с одной стороны, и </w:t>
       </w:r>
       <w:r>
         <w:rPr>

--- a/templates/accounting_contract_template.docx
+++ b/templates/accounting_contract_template.docx
@@ -167,7 +167,7 @@
           <w:sz w:val="28"/>
           <w:szCs w:val="28"/>
         </w:rPr>
-        <w:t xml:space="preserve">Индивидуальный предприниматель {{customer_name}}, именуемый в дальнейшем "Заказчик", с одной стороны, и </w:t>
+        <w:t xml:space="preserve">{{customer_preamble}}, именуемый в дальнейшем "Заказчик", с одной стороны, и </w:t>
       </w:r>
       <w:r>
         <w:rPr>
@@ -4231,7 +4231,7 @@
           <w:sz w:val="28"/>
           <w:szCs w:val="28"/>
         </w:rPr>
-        <w:t xml:space="preserve">Индивидуальный предприниматель {{customer_name}}, именуемый в дальнейшем "Заказчик", с одной стороны, и </w:t>
+        <w:t xml:space="preserve">{{customer_preamble}}, именуемый в дальнейшем "Заказчик", с одной стороны, и </w:t>
       </w:r>
       <w:r>
         <w:rPr>

--- a/templates/accounting_contract_template.docx
+++ b/templates/accounting_contract_template.docx
@@ -167,14 +167,16 @@
           <w:sz w:val="28"/>
           <w:szCs w:val="28"/>
         </w:rPr>
-        <w:t xml:space="preserve">{{customer_preamble}}, именуемый в дальнейшем "Заказчик", с одной стороны, и </w:t>
-      </w:r>
-      <w:r>
-        <w:rPr>
-          <w:rFonts w:ascii="Times New Roman" w:hAnsi="Times New Roman" w:cs="Times New Roman"/>
-          <w:sz w:val="28"/>
-          <w:szCs w:val="28"/>
-        </w:rPr>
+        <w:t>{{customer_preamble}}</w:t>
+      </w:r>
+      <w:r>
+        <w:rPr>
+          <w:rFonts w:ascii="Times New Roman" w:hAnsi="Times New Roman" w:cs="Times New Roman"/>
+          <w:b w:val="0"/>
+          <w:sz w:val="28"/>
+          <w:szCs w:val="28"/>
+        </w:rPr>
+        <w:t xml:space="preserve">, именуемый в дальнейшем "Заказчик", с одной стороны, и </w:t>
       </w:r>
       <w:r>
         <w:rPr>
@@ -3475,6 +3477,13 @@
         </w:rPr>
       </w:pPr>
       <w:r>
+        <w:t>{{executor_requisites}}</w:t>
+      </w:r>
+    </w:p>
+    <w:p>
+      <w:pPr>
+        <w:spacing w:after="0" w:line="240" w:lineRule="auto"/>
+        <w:jc w:val="both"/>
         <w:rPr>
           <w:rFonts w:ascii="Times New Roman" w:hAnsi="Times New Roman" w:cs="Times New Roman"/>
           <w:color w:val="000000" w:themeColor="text1"/>
@@ -3482,42 +3491,8 @@
           <w:szCs w:val="28"/>
           <w:lang w:val="en-US"/>
         </w:rPr>
-        <w:cr/>
-        <w:t xml:space="preserve"> </w:t>
-      </w:r>
-    </w:p>
-    <w:p>
-      <w:pPr>
-        <w:spacing w:after="0" w:line="240" w:lineRule="auto"/>
-        <w:jc w:val="both"/>
-        <w:rPr>
-          <w:rFonts w:ascii="Times New Roman" w:hAnsi="Times New Roman" w:cs="Times New Roman"/>
-          <w:color w:val="000000" w:themeColor="text1"/>
-          <w:sz w:val="28"/>
-          <w:szCs w:val="28"/>
-          <w:lang w:val="en-US"/>
-        </w:rPr>
-      </w:pPr>
-      <w:r>
-        <w:rPr>
-          <w:rFonts w:ascii="Times New Roman" w:hAnsi="Times New Roman" w:cs="Times New Roman"/>
-          <w:color w:val="000000" w:themeColor="text1"/>
-          <w:sz w:val="28"/>
-          <w:szCs w:val="28"/>
-          <w:lang w:val="en-US"/>
-        </w:rPr>
-        <w:tab/>
-      </w:r>
-      <w:r>
-        <w:rPr>
-          <w:rFonts w:ascii="Times New Roman" w:hAnsi="Times New Roman" w:cs="Times New Roman"/>
-          <w:color w:val="000000" w:themeColor="text1"/>
-          <w:sz w:val="28"/>
-          <w:szCs w:val="28"/>
-          <w:lang w:val="en-US"/>
-        </w:rPr>
-        <w:tab/>
-      </w:r>
+      </w:pPr>
+      <w:r/>
     </w:p>
     <w:p>
       <w:pPr>
@@ -4231,15 +4206,17 @@
           <w:sz w:val="28"/>
           <w:szCs w:val="28"/>
         </w:rPr>
-        <w:t xml:space="preserve">{{customer_preamble}}, именуемый в дальнейшем "Заказчик", с одной стороны, и </w:t>
-      </w:r>
-      <w:r>
-        <w:rPr>
-          <w:rFonts w:ascii="Times New Roman" w:hAnsi="Times New Roman" w:cs="Times New Roman"/>
-          <w:color w:val="000000" w:themeColor="text1"/>
-          <w:sz w:val="28"/>
-          <w:szCs w:val="28"/>
-        </w:rPr>
+        <w:t>{{customer_preamble}}</w:t>
+      </w:r>
+      <w:r>
+        <w:rPr>
+          <w:rFonts w:ascii="Times New Roman" w:hAnsi="Times New Roman" w:cs="Times New Roman"/>
+          <w:b w:val="0"/>
+          <w:color w:val="000000" w:themeColor="text1"/>
+          <w:sz w:val="28"/>
+          <w:szCs w:val="28"/>
+        </w:rPr>
+        <w:t xml:space="preserve">, именуемый в дальнейшем "Заказчик", с одной стороны, и </w:t>
       </w:r>
     </w:p>
     <w:p>
@@ -4983,248 +4960,117 @@
           <w:szCs w:val="28"/>
         </w:rPr>
       </w:pPr>
-    </w:p>
-    <w:p>
-      <w:pPr>
-        <w:spacing w:after="0" w:line="240" w:lineRule="auto"/>
-        <w:jc w:val="both"/>
-        <w:rPr>
-          <w:rFonts w:ascii="Times New Roman" w:hAnsi="Times New Roman" w:cs="Times New Roman"/>
-          <w:color w:val="000000" w:themeColor="text1"/>
-          <w:sz w:val="28"/>
-          <w:szCs w:val="28"/>
-        </w:rPr>
-      </w:pPr>
-      <w:r>
-        <w:rPr>
-          <w:rFonts w:ascii="Times New Roman" w:hAnsi="Times New Roman" w:cs="Times New Roman"/>
-          <w:b/>
-          <w:bCs/>
-          <w:color w:val="000000" w:themeColor="text1"/>
-          <w:sz w:val="28"/>
-          <w:szCs w:val="28"/>
-        </w:rPr>
+      <w:r>
+        <w:t>{{customer_requisites}}</w:t>
+      </w:r>
+    </w:p>
+    <w:p>
+      <w:pPr>
+        <w:spacing w:after="0" w:line="240" w:lineRule="auto"/>
+        <w:jc w:val="both"/>
+        <w:rPr>
+          <w:rFonts w:ascii="Times New Roman" w:hAnsi="Times New Roman" w:cs="Times New Roman"/>
+          <w:color w:val="000000" w:themeColor="text1"/>
+          <w:sz w:val="28"/>
+          <w:szCs w:val="28"/>
+        </w:rPr>
+      </w:pPr>
+      <w:r>
         <w:t>Исполнитель:</w:t>
-      </w:r>
-      <w:r>
-        <w:rPr>
-          <w:rFonts w:ascii="Times New Roman" w:hAnsi="Times New Roman" w:cs="Times New Roman"/>
-          <w:color w:val="000000" w:themeColor="text1"/>
-          <w:sz w:val="28"/>
-          <w:szCs w:val="28"/>
-        </w:rPr>
-        <w:cr/>
-        <w:t xml:space="preserve">Индивидуальный предприниматель Фархутдинова Лилия </w:t>
-      </w:r>
-      <w:proofErr w:type="spellStart"/>
-      <w:r>
-        <w:rPr>
-          <w:rFonts w:ascii="Times New Roman" w:hAnsi="Times New Roman" w:cs="Times New Roman"/>
-          <w:color w:val="000000" w:themeColor="text1"/>
-          <w:sz w:val="28"/>
-          <w:szCs w:val="28"/>
-        </w:rPr>
-        <w:t>Винеровна</w:t>
-      </w:r>
-      <w:proofErr w:type="spellEnd"/>
-    </w:p>
-    <w:p>
-      <w:pPr>
-        <w:spacing w:after="0" w:line="240" w:lineRule="auto"/>
-        <w:jc w:val="both"/>
-        <w:rPr>
-          <w:rFonts w:ascii="Times New Roman" w:hAnsi="Times New Roman" w:cs="Times New Roman"/>
-          <w:color w:val="000000" w:themeColor="text1"/>
-          <w:sz w:val="28"/>
-          <w:szCs w:val="28"/>
-        </w:rPr>
-      </w:pPr>
-      <w:r>
-        <w:rPr>
-          <w:rFonts w:ascii="Times New Roman" w:hAnsi="Times New Roman" w:cs="Times New Roman"/>
-          <w:color w:val="000000" w:themeColor="text1"/>
-          <w:sz w:val="28"/>
-          <w:szCs w:val="28"/>
-        </w:rPr>
-        <w:t xml:space="preserve">Юридический адрес: 420140, РТ, г. Казань, </w:t>
-      </w:r>
-      <w:proofErr w:type="spellStart"/>
-      <w:r>
-        <w:rPr>
-          <w:rFonts w:ascii="Times New Roman" w:hAnsi="Times New Roman" w:cs="Times New Roman"/>
-          <w:color w:val="000000" w:themeColor="text1"/>
-          <w:sz w:val="28"/>
-          <w:szCs w:val="28"/>
-        </w:rPr>
-        <w:t>ул.Пер.Урожайный</w:t>
-      </w:r>
-      <w:proofErr w:type="spellEnd"/>
-      <w:r>
-        <w:rPr>
-          <w:rFonts w:ascii="Times New Roman" w:hAnsi="Times New Roman" w:cs="Times New Roman"/>
-          <w:color w:val="000000" w:themeColor="text1"/>
-          <w:sz w:val="28"/>
-          <w:szCs w:val="28"/>
-        </w:rPr>
-        <w:t>, дом 8</w:t>
-      </w:r>
-    </w:p>
-    <w:p>
-      <w:pPr>
-        <w:spacing w:after="0" w:line="240" w:lineRule="auto"/>
-        <w:jc w:val="both"/>
-        <w:rPr>
-          <w:rFonts w:ascii="Times New Roman" w:hAnsi="Times New Roman" w:cs="Times New Roman"/>
-          <w:color w:val="000000" w:themeColor="text1"/>
-          <w:sz w:val="28"/>
-          <w:szCs w:val="28"/>
-        </w:rPr>
-      </w:pPr>
-      <w:r>
-        <w:rPr>
-          <w:rFonts w:ascii="Times New Roman" w:hAnsi="Times New Roman" w:cs="Times New Roman"/>
-          <w:color w:val="000000" w:themeColor="text1"/>
-          <w:sz w:val="28"/>
-          <w:szCs w:val="28"/>
-        </w:rPr>
-        <w:t xml:space="preserve">Почтовый адрес: </w:t>
-      </w:r>
-      <w:proofErr w:type="gramStart"/>
-      <w:r>
-        <w:rPr>
-          <w:rFonts w:ascii="Times New Roman" w:hAnsi="Times New Roman" w:cs="Times New Roman"/>
-          <w:color w:val="000000" w:themeColor="text1"/>
-          <w:sz w:val="28"/>
-          <w:szCs w:val="28"/>
-        </w:rPr>
-        <w:t>420138,РТ</w:t>
-      </w:r>
-      <w:proofErr w:type="gramEnd"/>
-      <w:r>
-        <w:rPr>
-          <w:rFonts w:ascii="Times New Roman" w:hAnsi="Times New Roman" w:cs="Times New Roman"/>
-          <w:color w:val="000000" w:themeColor="text1"/>
-          <w:sz w:val="28"/>
-          <w:szCs w:val="28"/>
-        </w:rPr>
-        <w:t>,г.Казань,ул. Победы проспект, д.17, а/я 99</w:t>
-      </w:r>
-    </w:p>
-    <w:p>
-      <w:pPr>
-        <w:spacing w:after="0" w:line="240" w:lineRule="auto"/>
-        <w:jc w:val="both"/>
-        <w:rPr>
-          <w:rFonts w:ascii="Times New Roman" w:hAnsi="Times New Roman" w:cs="Times New Roman"/>
-          <w:color w:val="000000" w:themeColor="text1"/>
-          <w:sz w:val="28"/>
-          <w:szCs w:val="28"/>
-        </w:rPr>
-      </w:pPr>
-      <w:r>
-        <w:rPr>
-          <w:rFonts w:ascii="Times New Roman" w:hAnsi="Times New Roman" w:cs="Times New Roman"/>
-          <w:color w:val="000000" w:themeColor="text1"/>
-          <w:sz w:val="28"/>
-          <w:szCs w:val="28"/>
-        </w:rPr>
-        <w:t>ИНН 165903819496</w:t>
-      </w:r>
-    </w:p>
-    <w:p>
-      <w:pPr>
-        <w:spacing w:after="0" w:line="240" w:lineRule="auto"/>
-        <w:jc w:val="both"/>
-        <w:rPr>
-          <w:rFonts w:ascii="Times New Roman" w:hAnsi="Times New Roman" w:cs="Times New Roman"/>
-          <w:color w:val="000000" w:themeColor="text1"/>
-          <w:sz w:val="28"/>
-          <w:szCs w:val="28"/>
-        </w:rPr>
-      </w:pPr>
-      <w:r>
-        <w:rPr>
-          <w:rFonts w:ascii="Times New Roman" w:hAnsi="Times New Roman" w:cs="Times New Roman"/>
-          <w:color w:val="000000" w:themeColor="text1"/>
-          <w:sz w:val="28"/>
-          <w:szCs w:val="28"/>
-        </w:rPr>
-        <w:t>Приволжский ф-л ПАО «Промсвязьбанк» г. Нижний Новгород</w:t>
-      </w:r>
-    </w:p>
-    <w:p>
-      <w:pPr>
-        <w:spacing w:after="0" w:line="240" w:lineRule="auto"/>
-        <w:jc w:val="both"/>
-        <w:rPr>
-          <w:rFonts w:ascii="Times New Roman" w:hAnsi="Times New Roman" w:cs="Times New Roman"/>
-          <w:color w:val="000000" w:themeColor="text1"/>
-          <w:sz w:val="28"/>
-          <w:szCs w:val="28"/>
-        </w:rPr>
-      </w:pPr>
-      <w:r>
-        <w:rPr>
-          <w:rFonts w:ascii="Times New Roman" w:hAnsi="Times New Roman" w:cs="Times New Roman"/>
-          <w:color w:val="000000" w:themeColor="text1"/>
-          <w:sz w:val="28"/>
-          <w:szCs w:val="28"/>
-        </w:rPr>
-        <w:t>Расчетный счет 40802810303000101127</w:t>
-      </w:r>
-    </w:p>
-    <w:p>
-      <w:pPr>
-        <w:spacing w:after="0" w:line="240" w:lineRule="auto"/>
-        <w:jc w:val="both"/>
-        <w:rPr>
-          <w:rFonts w:ascii="Times New Roman" w:hAnsi="Times New Roman" w:cs="Times New Roman"/>
-          <w:color w:val="000000" w:themeColor="text1"/>
-          <w:sz w:val="28"/>
-          <w:szCs w:val="28"/>
-        </w:rPr>
-      </w:pPr>
-      <w:r>
-        <w:rPr>
-          <w:rFonts w:ascii="Times New Roman" w:hAnsi="Times New Roman" w:cs="Times New Roman"/>
-          <w:color w:val="000000" w:themeColor="text1"/>
-          <w:sz w:val="28"/>
-          <w:szCs w:val="28"/>
-        </w:rPr>
-        <w:t>БИК 042202803</w:t>
-      </w:r>
-    </w:p>
-    <w:p>
-      <w:pPr>
-        <w:spacing w:after="0" w:line="240" w:lineRule="auto"/>
-        <w:jc w:val="both"/>
-        <w:rPr>
-          <w:rFonts w:ascii="Times New Roman" w:hAnsi="Times New Roman" w:cs="Times New Roman"/>
-          <w:color w:val="000000" w:themeColor="text1"/>
-          <w:sz w:val="28"/>
-          <w:szCs w:val="28"/>
-        </w:rPr>
-      </w:pPr>
-      <w:proofErr w:type="spellStart"/>
-      <w:r>
-        <w:rPr>
-          <w:rFonts w:ascii="Times New Roman" w:hAnsi="Times New Roman" w:cs="Times New Roman"/>
-          <w:color w:val="000000" w:themeColor="text1"/>
-          <w:sz w:val="28"/>
-          <w:szCs w:val="28"/>
-        </w:rPr>
-        <w:t>Кор.счет</w:t>
-      </w:r>
-      <w:proofErr w:type="spellEnd"/>
-      <w:r>
-        <w:rPr>
-          <w:rFonts w:ascii="Times New Roman" w:hAnsi="Times New Roman" w:cs="Times New Roman"/>
-          <w:color w:val="000000" w:themeColor="text1"/>
-          <w:sz w:val="28"/>
-          <w:szCs w:val="28"/>
-        </w:rPr>
-        <w:t xml:space="preserve"> 30101810700000000803</w:t>
-      </w:r>
+        <w:br/>
+        <w:t>{{executor_requisites}}</w:t>
+      </w:r>
+    </w:p>
+    <w:p>
+      <w:pPr>
+        <w:spacing w:after="0" w:line="240" w:lineRule="auto"/>
+        <w:jc w:val="both"/>
+        <w:rPr>
+          <w:rFonts w:ascii="Times New Roman" w:hAnsi="Times New Roman" w:cs="Times New Roman"/>
+          <w:color w:val="000000" w:themeColor="text1"/>
+          <w:sz w:val="28"/>
+          <w:szCs w:val="28"/>
+        </w:rPr>
+      </w:pPr>
+      <w:r/>
+    </w:p>
+    <w:p>
+      <w:pPr>
+        <w:spacing w:after="0" w:line="240" w:lineRule="auto"/>
+        <w:jc w:val="both"/>
+        <w:rPr>
+          <w:rFonts w:ascii="Times New Roman" w:hAnsi="Times New Roman" w:cs="Times New Roman"/>
+          <w:color w:val="000000" w:themeColor="text1"/>
+          <w:sz w:val="28"/>
+          <w:szCs w:val="28"/>
+        </w:rPr>
+      </w:pPr>
+      <w:r/>
+    </w:p>
+    <w:p>
+      <w:pPr>
+        <w:spacing w:after="0" w:line="240" w:lineRule="auto"/>
+        <w:jc w:val="both"/>
+        <w:rPr>
+          <w:rFonts w:ascii="Times New Roman" w:hAnsi="Times New Roman" w:cs="Times New Roman"/>
+          <w:color w:val="000000" w:themeColor="text1"/>
+          <w:sz w:val="28"/>
+          <w:szCs w:val="28"/>
+        </w:rPr>
+      </w:pPr>
+      <w:r/>
+    </w:p>
+    <w:p>
+      <w:pPr>
+        <w:spacing w:after="0" w:line="240" w:lineRule="auto"/>
+        <w:jc w:val="both"/>
+        <w:rPr>
+          <w:rFonts w:ascii="Times New Roman" w:hAnsi="Times New Roman" w:cs="Times New Roman"/>
+          <w:color w:val="000000" w:themeColor="text1"/>
+          <w:sz w:val="28"/>
+          <w:szCs w:val="28"/>
+        </w:rPr>
+      </w:pPr>
+      <w:r/>
+    </w:p>
+    <w:p>
+      <w:pPr>
+        <w:spacing w:after="0" w:line="240" w:lineRule="auto"/>
+        <w:jc w:val="both"/>
+        <w:rPr>
+          <w:rFonts w:ascii="Times New Roman" w:hAnsi="Times New Roman" w:cs="Times New Roman"/>
+          <w:color w:val="000000" w:themeColor="text1"/>
+          <w:sz w:val="28"/>
+          <w:szCs w:val="28"/>
+        </w:rPr>
+      </w:pPr>
+      <w:r/>
+    </w:p>
+    <w:p>
+      <w:pPr>
+        <w:spacing w:after="0" w:line="240" w:lineRule="auto"/>
+        <w:jc w:val="both"/>
+        <w:rPr>
+          <w:rFonts w:ascii="Times New Roman" w:hAnsi="Times New Roman" w:cs="Times New Roman"/>
+          <w:color w:val="000000" w:themeColor="text1"/>
+          <w:sz w:val="28"/>
+          <w:szCs w:val="28"/>
+        </w:rPr>
+      </w:pPr>
+      <w:r/>
+    </w:p>
+    <w:p>
+      <w:pPr>
+        <w:spacing w:after="0" w:line="240" w:lineRule="auto"/>
+        <w:jc w:val="both"/>
+        <w:rPr>
+          <w:rFonts w:ascii="Times New Roman" w:hAnsi="Times New Roman" w:cs="Times New Roman"/>
+          <w:color w:val="000000" w:themeColor="text1"/>
+          <w:sz w:val="28"/>
+          <w:szCs w:val="28"/>
+        </w:rPr>
+      </w:pPr>
+      <w:r/>
     </w:p>
     <w:p>
       <w:pPr>
@@ -5238,16 +5084,12 @@
           <w:lang w:val="en-US"/>
         </w:rPr>
       </w:pPr>
-      <w:r>
-        <w:rPr>
-          <w:rFonts w:ascii="Times New Roman" w:hAnsi="Times New Roman" w:cs="Times New Roman"/>
-          <w:color w:val="000000" w:themeColor="text1"/>
-          <w:sz w:val="28"/>
-          <w:szCs w:val="28"/>
-        </w:rPr>
-        <w:t>ОГРН</w:t>
-      </w:r>
-      <w:r>
+      <w:r/>
+    </w:p>
+    <w:p>
+      <w:pPr>
+        <w:spacing w:after="0" w:line="240" w:lineRule="auto"/>
+        <w:jc w:val="both"/>
         <w:rPr>
           <w:rFonts w:ascii="Times New Roman" w:hAnsi="Times New Roman" w:cs="Times New Roman"/>
           <w:color w:val="000000" w:themeColor="text1"/>
@@ -5255,63 +5097,8 @@
           <w:szCs w:val="28"/>
           <w:lang w:val="en-US"/>
         </w:rPr>
-        <w:t xml:space="preserve"> 320169000024101</w:t>
-      </w:r>
-    </w:p>
-    <w:p>
-      <w:pPr>
-        <w:spacing w:after="0" w:line="240" w:lineRule="auto"/>
-        <w:jc w:val="both"/>
-        <w:rPr>
-          <w:rFonts w:ascii="Times New Roman" w:hAnsi="Times New Roman" w:cs="Times New Roman"/>
-          <w:color w:val="000000" w:themeColor="text1"/>
-          <w:sz w:val="28"/>
-          <w:szCs w:val="28"/>
-          <w:lang w:val="en-US"/>
-        </w:rPr>
-      </w:pPr>
-      <w:r>
-        <w:rPr>
-          <w:rFonts w:ascii="Times New Roman" w:hAnsi="Times New Roman" w:cs="Times New Roman"/>
-          <w:color w:val="000000" w:themeColor="text1"/>
-          <w:sz w:val="28"/>
-          <w:szCs w:val="28"/>
-          <w:lang w:val="en-US"/>
-        </w:rPr>
-        <w:t xml:space="preserve">Email: ipFarkhutdinova@mail.ru  </w:t>
-      </w:r>
-      <w:r>
-        <w:rPr>
-          <w:rFonts w:ascii="Times New Roman" w:hAnsi="Times New Roman" w:cs="Times New Roman"/>
-          <w:color w:val="000000" w:themeColor="text1"/>
-          <w:sz w:val="28"/>
-          <w:szCs w:val="28"/>
-          <w:lang w:val="en-US"/>
-        </w:rPr>
-        <w:cr/>
-        <w:t xml:space="preserve"> </w:t>
-      </w:r>
-      <w:r>
-        <w:rPr>
-          <w:rFonts w:ascii="Times New Roman" w:hAnsi="Times New Roman" w:cs="Times New Roman"/>
-          <w:color w:val="000000" w:themeColor="text1"/>
-          <w:sz w:val="28"/>
-          <w:szCs w:val="28"/>
-          <w:lang w:val="en-US"/>
-        </w:rPr>
-        <w:cr/>
-      </w:r>
-      <w:r>
-        <w:rPr>
-          <w:rFonts w:ascii="Times New Roman" w:hAnsi="Times New Roman" w:cs="Times New Roman"/>
-          <w:color w:val="000000" w:themeColor="text1"/>
-          <w:sz w:val="28"/>
-          <w:szCs w:val="28"/>
-          <w:lang w:val="en-US"/>
-        </w:rPr>
-        <w:cr/>
-        <w:t xml:space="preserve"> </w:t>
-      </w:r>
+      </w:pPr>
+      <w:r/>
     </w:p>
     <w:p>
       <w:pPr>

--- a/templates/accounting_contract_template.docx
+++ b/templates/accounting_contract_template.docx
@@ -3419,6 +3419,7 @@
         <w:t>{{customer_requisites}}</w:t>
       </w:r>
     </w:p>
+    <w:p/>
     <w:p>
       <w:pPr>
         <w:spacing w:after="0" w:line="240" w:lineRule="auto"/>
@@ -4976,8 +4977,16 @@
         </w:rPr>
       </w:pPr>
       <w:r>
+        <w:rPr>
+          <w:b/>
+        </w:rPr>
         <w:t>Исполнитель:</w:t>
         <w:br/>
+      </w:r>
+      <w:r>
+        <w:rPr>
+          <w:b w:val="0"/>
+        </w:rPr>
         <w:t>{{executor_requisites}}</w:t>
       </w:r>
     </w:p>
